--- a/Protocol_Isotopes/Protocols_Isotopes_Bulk_Isotopes.docx
+++ b/Protocol_Isotopes/Protocols_Isotopes_Bulk_Isotopes.docx
@@ -1,6 +1,6 @@
 
 <file path=word/document.xml><?xml version="1.0" encoding="utf-8"?>
-<w:document xmlns:wpc="http://schemas.microsoft.com/office/word/2010/wordprocessingCanvas" xmlns:cx="http://schemas.microsoft.com/office/drawing/2014/chartex" xmlns:cx1="http://schemas.microsoft.com/office/drawing/2015/9/8/chartex" xmlns:cx2="http://schemas.microsoft.com/office/drawing/2015/10/21/chartex" xmlns:cx3="http://schemas.microsoft.com/office/drawing/2016/5/9/chartex" xmlns:cx4="http://schemas.microsoft.com/office/drawing/2016/5/10/chartex" xmlns:cx5="http://schemas.microsoft.com/office/drawing/2016/5/11/chartex" xmlns:cx6="http://schemas.microsoft.com/office/drawing/2016/5/12/chartex" xmlns:cx7="http://schemas.microsoft.com/office/drawing/2016/5/13/chartex" xmlns:cx8="http://schemas.microsoft.com/office/drawing/2016/5/14/chartex" xmlns:mc="http://schemas.openxmlformats.org/markup-compatibility/2006" xmlns:aink="http://schemas.microsoft.com/office/drawing/2016/ink" xmlns:am3d="http://schemas.microsoft.com/office/drawing/2017/model3d" xmlns:o="urn:schemas-microsoft-com:office:office" xmlns:oel="http://schemas.microsoft.com/office/2019/extlst" xmlns:r="http://schemas.openxmlformats.org/officeDocument/2006/relationships" xmlns:m="http://schemas.openxmlformats.org/officeDocument/2006/math" xmlns:v="urn:schemas-microsoft-com:vml" xmlns:wp14="http://schemas.microsoft.com/office/word/2010/wordprocessingDrawing" xmlns:wp="http://schemas.openxmlformats.org/drawingml/2006/wordprocessingDrawing" xmlns:w10="urn:schemas-microsoft-com:office:word" xmlns:w="http://schemas.openxmlformats.org/wordprocessingml/2006/main" xmlns:w14="http://schemas.microsoft.com/office/word/2010/wordml" xmlns:w15="http://schemas.microsoft.com/office/word/2012/wordml" xmlns:w16cex="http://schemas.microsoft.com/office/word/2018/wordml/cex" xmlns:w16cid="http://schemas.microsoft.com/office/word/2016/wordml/cid" xmlns:w16="http://schemas.microsoft.com/office/word/2018/wordml" xmlns:w16sdtdh="http://schemas.microsoft.com/office/word/2020/wordml/sdtdatahash" xmlns:w16se="http://schemas.microsoft.com/office/word/2015/wordml/symex" xmlns:wpg="http://schemas.microsoft.com/office/word/2010/wordprocessingGroup" xmlns:wpi="http://schemas.microsoft.com/office/word/2010/wordprocessingInk" xmlns:wne="http://schemas.microsoft.com/office/word/2006/wordml" xmlns:wps="http://schemas.microsoft.com/office/word/2010/wordprocessingShape" mc:Ignorable="w14 w15 w16se w16cid w16 w16cex w16sdtdh wp14">
+<w:document xmlns:wpc="http://schemas.microsoft.com/office/word/2010/wordprocessingCanvas" xmlns:cx="http://schemas.microsoft.com/office/drawing/2014/chartex" xmlns:cx1="http://schemas.microsoft.com/office/drawing/2015/9/8/chartex" xmlns:cx2="http://schemas.microsoft.com/office/drawing/2015/10/21/chartex" xmlns:cx3="http://schemas.microsoft.com/office/drawing/2016/5/9/chartex" xmlns:cx4="http://schemas.microsoft.com/office/drawing/2016/5/10/chartex" xmlns:cx5="http://schemas.microsoft.com/office/drawing/2016/5/11/chartex" xmlns:cx6="http://schemas.microsoft.com/office/drawing/2016/5/12/chartex" xmlns:cx7="http://schemas.microsoft.com/office/drawing/2016/5/13/chartex" xmlns:cx8="http://schemas.microsoft.com/office/drawing/2016/5/14/chartex" xmlns:mc="http://schemas.openxmlformats.org/markup-compatibility/2006" xmlns:m="http://schemas.openxmlformats.org/officeDocument/2006/math" xmlns:aink="http://schemas.microsoft.com/office/drawing/2016/ink" xmlns:am3d="http://schemas.microsoft.com/office/drawing/2017/model3d" xmlns:oel="http://schemas.microsoft.com/office/2019/extlst" xmlns:r="http://schemas.openxmlformats.org/officeDocument/2006/relationships" xmlns:wp14="http://schemas.microsoft.com/office/word/2010/wordprocessingDrawing" xmlns:wp="http://schemas.openxmlformats.org/drawingml/2006/wordprocessingDrawing" xmlns:wpg="http://schemas.microsoft.com/office/word/2010/wordprocessingGroup" xmlns:wpi="http://schemas.microsoft.com/office/word/2010/wordprocessingInk" xmlns:wps="http://schemas.microsoft.com/office/word/2010/wordprocessingShape" xmlns:o="urn:schemas-microsoft-com:office:office" xmlns:v="urn:schemas-microsoft-com:vml" xmlns:w10="urn:schemas-microsoft-com:office:word" xmlns:w="http://schemas.openxmlformats.org/wordprocessingml/2006/main" xmlns:w14="http://schemas.microsoft.com/office/word/2010/wordml" xmlns:w15="http://schemas.microsoft.com/office/word/2012/wordml" xmlns:w16cex="http://schemas.microsoft.com/office/word/2018/wordml/cex" xmlns:w16cid="http://schemas.microsoft.com/office/word/2016/wordml/cid" xmlns:w16="http://schemas.microsoft.com/office/word/2018/wordml" xmlns:w16sdtdh="http://schemas.microsoft.com/office/word/2020/wordml/sdtdatahash" xmlns:w16sdtfl="http://schemas.microsoft.com/office/word/2024/wordml/sdtformatlock" xmlns:w16se="http://schemas.microsoft.com/office/word/2015/wordml/symex" xmlns:w16du="http://schemas.microsoft.com/office/word/2023/wordml/word16du" xmlns:wne="http://schemas.microsoft.com/office/word/2006/wordml" mc:Ignorable="w14 w15 w16se w16cid w16 w16cex w16sdtdh w16sdtfl w16du wp14">
   <w:body>
     <w:p>
       <w:pPr>
@@ -11,6 +11,7 @@
           <w:u w:val="single"/>
         </w:rPr>
       </w:pPr>
+      <w:proofErr w:type="spellStart"/>
       <w:r>
         <w:rPr>
           <w:rFonts w:ascii="Times" w:hAnsi="Times"/>
@@ -18,7 +19,7 @@
           <w:bCs/>
           <w:u w:val="single"/>
         </w:rPr>
-        <w:t xml:space="preserve">Coral Bulk </w:t>
+        <w:t>x</w:t>
       </w:r>
       <w:r>
         <w:rPr>
@@ -27,8 +28,9 @@
           <w:bCs/>
           <w:u w:val="single"/>
         </w:rPr>
-        <w:t xml:space="preserve">Isotope </w:t>
-      </w:r>
+        <w:t>Coral</w:t>
+      </w:r>
+      <w:proofErr w:type="spellEnd"/>
       <w:r>
         <w:rPr>
           <w:rFonts w:ascii="Times" w:hAnsi="Times"/>
@@ -36,7 +38,7 @@
           <w:bCs/>
           <w:u w:val="single"/>
         </w:rPr>
-        <w:t>P</w:t>
+        <w:t xml:space="preserve"> Bulk </w:t>
       </w:r>
       <w:r>
         <w:rPr>
@@ -45,50 +47,17 @@
           <w:bCs/>
           <w:u w:val="single"/>
         </w:rPr>
-        <w:t xml:space="preserve">rotocol </w:t>
-      </w:r>
-    </w:p>
-    <w:p>
-      <w:pPr>
-        <w:rPr>
-          <w:rFonts w:ascii="Times" w:hAnsi="Times"/>
-        </w:rPr>
-      </w:pPr>
-      <w:r>
-        <w:rPr>
-          <w:rFonts w:ascii="Times" w:hAnsi="Times"/>
-        </w:rPr>
-        <w:t>Adapted from Wall &amp; McMahon</w:t>
-      </w:r>
-      <w:r>
-        <w:rPr>
-          <w:rFonts w:ascii="Times" w:hAnsi="Times"/>
-        </w:rPr>
-        <w:t xml:space="preserve"> protocols</w:t>
-      </w:r>
-      <w:r>
-        <w:rPr>
-          <w:rFonts w:ascii="Times" w:hAnsi="Times"/>
-        </w:rPr>
-        <w:t xml:space="preserve"> by Taylor Lindsay </w:t>
-      </w:r>
-    </w:p>
-    <w:p>
-      <w:pPr>
-        <w:rPr>
-          <w:rFonts w:ascii="Times" w:hAnsi="Times"/>
-        </w:rPr>
-      </w:pPr>
-    </w:p>
-    <w:p>
-      <w:pPr>
+        <w:t xml:space="preserve">Isotope </w:t>
+      </w:r>
+      <w:r>
         <w:rPr>
           <w:rFonts w:ascii="Times" w:hAnsi="Times"/>
           <w:b/>
           <w:bCs/>
           <w:u w:val="single"/>
         </w:rPr>
-      </w:pPr>
+        <w:t>P</w:t>
+      </w:r>
       <w:r>
         <w:rPr>
           <w:rFonts w:ascii="Times" w:hAnsi="Times"/>
@@ -96,6 +65,57 @@
           <w:bCs/>
           <w:u w:val="single"/>
         </w:rPr>
+        <w:t xml:space="preserve">rotocol </w:t>
+      </w:r>
+    </w:p>
+    <w:p>
+      <w:pPr>
+        <w:rPr>
+          <w:rFonts w:ascii="Times" w:hAnsi="Times"/>
+        </w:rPr>
+      </w:pPr>
+      <w:r>
+        <w:rPr>
+          <w:rFonts w:ascii="Times" w:hAnsi="Times"/>
+        </w:rPr>
+        <w:t>Adapted from Wall &amp; McMahon</w:t>
+      </w:r>
+      <w:r>
+        <w:rPr>
+          <w:rFonts w:ascii="Times" w:hAnsi="Times"/>
+        </w:rPr>
+        <w:t xml:space="preserve"> protocols</w:t>
+      </w:r>
+      <w:r>
+        <w:rPr>
+          <w:rFonts w:ascii="Times" w:hAnsi="Times"/>
+        </w:rPr>
+        <w:t xml:space="preserve"> by Taylor Lindsay </w:t>
+      </w:r>
+    </w:p>
+    <w:p>
+      <w:pPr>
+        <w:rPr>
+          <w:rFonts w:ascii="Times" w:hAnsi="Times"/>
+        </w:rPr>
+      </w:pPr>
+    </w:p>
+    <w:p>
+      <w:pPr>
+        <w:rPr>
+          <w:rFonts w:ascii="Times" w:hAnsi="Times"/>
+          <w:b/>
+          <w:bCs/>
+          <w:u w:val="single"/>
+        </w:rPr>
+      </w:pPr>
+      <w:r>
+        <w:rPr>
+          <w:rFonts w:ascii="Times" w:hAnsi="Times"/>
+          <w:b/>
+          <w:bCs/>
+          <w:u w:val="single"/>
+        </w:rPr>
         <w:t xml:space="preserve">Host &amp; Symbiont Tissue Preparation </w:t>
       </w:r>
     </w:p>
@@ -215,21 +235,7 @@
         <w:rPr>
           <w:rFonts w:ascii="Times" w:hAnsi="Times"/>
         </w:rPr>
-        <w:t xml:space="preserve">25 mm sintered glass </w:t>
-      </w:r>
-      <w:proofErr w:type="gramStart"/>
-      <w:r>
-        <w:rPr>
-          <w:rFonts w:ascii="Times" w:hAnsi="Times"/>
-        </w:rPr>
-        <w:t>filter ?</w:t>
-      </w:r>
-      <w:proofErr w:type="gramEnd"/>
-      <w:r>
-        <w:rPr>
-          <w:rFonts w:ascii="Times" w:hAnsi="Times"/>
-        </w:rPr>
-        <w:t xml:space="preserve"> </w:t>
+        <w:t xml:space="preserve">25 mm sintered glass filter ? </w:t>
       </w:r>
     </w:p>
     <w:p>
@@ -337,21 +343,7 @@
         <w:rPr>
           <w:rFonts w:ascii="Times" w:hAnsi="Times" w:cs="Times New Roman"/>
         </w:rPr>
-        <w:t xml:space="preserve"> </w:t>
-      </w:r>
-      <w:proofErr w:type="spellStart"/>
-      <w:r>
-        <w:rPr>
-          <w:rFonts w:ascii="Times" w:hAnsi="Times" w:cs="Times New Roman"/>
-        </w:rPr>
-        <w:t>Nyon</w:t>
-      </w:r>
-      <w:proofErr w:type="spellEnd"/>
-      <w:r>
-        <w:rPr>
-          <w:rFonts w:ascii="Times" w:hAnsi="Times" w:cs="Times New Roman"/>
-        </w:rPr>
-        <w:t xml:space="preserve"> Net Filters Ref #NY2004700)</w:t>
+        <w:t xml:space="preserve"> Nyon Net Filters Ref #NY2004700)</w:t>
       </w:r>
     </w:p>
     <w:p>
@@ -774,17 +766,8 @@
           <w:rFonts w:ascii="Times" w:hAnsi="Times"/>
           <w:color w:val="FF0000"/>
         </w:rPr>
-        <w:t>the 25 mm sintered glass filter</w:t>
-      </w:r>
-      <w:proofErr w:type="gramStart"/>
-      <w:r>
-        <w:rPr>
-          <w:rFonts w:ascii="Times" w:hAnsi="Times"/>
-          <w:color w:val="FF0000"/>
-        </w:rPr>
-        <w:t>. ????</w:t>
-      </w:r>
-      <w:proofErr w:type="gramEnd"/>
+        <w:t>the 25 mm sintered glass filter. ????</w:t>
+      </w:r>
     </w:p>
     <w:p>
       <w:pPr>
@@ -847,27 +830,13 @@
         <w:rPr>
           <w:rFonts w:ascii="Times" w:hAnsi="Times"/>
         </w:rPr>
-        <w:t xml:space="preserve">Filter the fraction to be used in isotope analysis through the nylon </w:t>
-      </w:r>
-      <w:proofErr w:type="gramStart"/>
-      <w:r>
-        <w:rPr>
-          <w:rFonts w:ascii="Times" w:hAnsi="Times"/>
-        </w:rPr>
-        <w:t xml:space="preserve">mesh </w:t>
-      </w:r>
-      <w:r>
-        <w:rPr>
-          <w:rFonts w:ascii="Times" w:hAnsi="Times" w:cs="Times New Roman"/>
-        </w:rPr>
-        <w:t xml:space="preserve"> to</w:t>
-      </w:r>
-      <w:proofErr w:type="gramEnd"/>
-      <w:r>
-        <w:rPr>
-          <w:rFonts w:ascii="Times" w:hAnsi="Times" w:cs="Times New Roman"/>
-        </w:rPr>
-        <w:t xml:space="preserve"> remove residual carbonate from the skeleton and large tissue chunks from samples. (Maier et al., 2010). </w:t>
+        <w:t xml:space="preserve">Filter the fraction to be used in isotope analysis through the nylon mesh </w:t>
+      </w:r>
+      <w:r>
+        <w:rPr>
+          <w:rFonts w:ascii="Times" w:hAnsi="Times" w:cs="Times New Roman"/>
+        </w:rPr>
+        <w:t xml:space="preserve"> to remove residual carbonate from the skeleton and large tissue chunks from samples. (Maier et al., 2010). </w:t>
       </w:r>
     </w:p>
     <w:p>
@@ -944,16 +913,8 @@
         <w:rPr>
           <w:rFonts w:ascii="Times" w:hAnsi="Times" w:cs="Times New Roman"/>
         </w:rPr>
-        <w:t xml:space="preserve">, the symbiont cells need to be separated from host </w:t>
-      </w:r>
-      <w:proofErr w:type="gramStart"/>
-      <w:r>
-        <w:rPr>
-          <w:rFonts w:ascii="Times" w:hAnsi="Times" w:cs="Times New Roman"/>
-        </w:rPr>
-        <w:t>tissues</w:t>
-      </w:r>
-      <w:proofErr w:type="gramEnd"/>
+        <w:t>, the symbiont cells need to be separated from host tissues</w:t>
+      </w:r>
     </w:p>
     <w:p>
       <w:pPr>
@@ -987,16 +948,8 @@
         <w:rPr>
           <w:rFonts w:ascii="Times" w:hAnsi="Times" w:cs="Times New Roman"/>
         </w:rPr>
-        <w:t xml:space="preserve"> present, can use this to help break apart host &amp; symbiont </w:t>
-      </w:r>
-      <w:proofErr w:type="gramStart"/>
-      <w:r>
-        <w:rPr>
-          <w:rFonts w:ascii="Times" w:hAnsi="Times" w:cs="Times New Roman"/>
-        </w:rPr>
-        <w:t>cells</w:t>
-      </w:r>
-      <w:proofErr w:type="gramEnd"/>
+        <w:t xml:space="preserve"> present, can use this to help break apart host &amp; symbiont cells</w:t>
+      </w:r>
     </w:p>
     <w:p>
       <w:pPr>
@@ -1017,21 +970,7 @@
           <w:rFonts w:ascii="Times" w:hAnsi="Times" w:cs="Times New Roman"/>
         </w:rPr>
         <w:lastRenderedPageBreak/>
-        <w:t xml:space="preserve">Sonication bath: keep samples on </w:t>
-      </w:r>
-      <w:proofErr w:type="gramStart"/>
-      <w:r>
-        <w:rPr>
-          <w:rFonts w:ascii="Times" w:hAnsi="Times" w:cs="Times New Roman"/>
-        </w:rPr>
-        <w:t>ice, and</w:t>
-      </w:r>
-      <w:proofErr w:type="gramEnd"/>
-      <w:r>
-        <w:rPr>
-          <w:rFonts w:ascii="Times" w:hAnsi="Times" w:cs="Times New Roman"/>
-        </w:rPr>
-        <w:t xml:space="preserve"> have water bath a slushy of water + ice. Sonicate for 10 – 15min.</w:t>
+        <w:t>Sonication bath: keep samples on ice, and have water bath a slushy of water + ice. Sonicate for 10 – 15min.</w:t>
       </w:r>
     </w:p>
     <w:p>
@@ -1290,21 +1229,7 @@
         <w:rPr>
           <w:rFonts w:ascii="Times" w:hAnsi="Times" w:cs="Times New Roman"/>
         </w:rPr>
-        <w:t xml:space="preserve"> Add the </w:t>
-      </w:r>
-      <w:proofErr w:type="gramStart"/>
-      <w:r>
-        <w:rPr>
-          <w:rFonts w:ascii="Times" w:hAnsi="Times" w:cs="Times New Roman"/>
-        </w:rPr>
-        <w:t>supernatant to supernatant</w:t>
-      </w:r>
-      <w:proofErr w:type="gramEnd"/>
-      <w:r>
-        <w:rPr>
-          <w:rFonts w:ascii="Times" w:hAnsi="Times" w:cs="Times New Roman"/>
-        </w:rPr>
-        <w:t xml:space="preserve"> </w:t>
+        <w:t xml:space="preserve"> Add the supernatant to supernatant </w:t>
       </w:r>
       <w:r>
         <w:rPr>
@@ -1705,21 +1630,7 @@
         <w:rPr>
           <w:rFonts w:ascii="Times" w:hAnsi="Times" w:cs="Times New Roman"/>
         </w:rPr>
-        <w:t xml:space="preserve">. Keep samples in freezer until ready to load into freeze </w:t>
-      </w:r>
-      <w:proofErr w:type="gramStart"/>
-      <w:r>
-        <w:rPr>
-          <w:rFonts w:ascii="Times" w:hAnsi="Times" w:cs="Times New Roman"/>
-        </w:rPr>
-        <w:t>dryer</w:t>
-      </w:r>
-      <w:proofErr w:type="gramEnd"/>
-      <w:r>
-        <w:rPr>
-          <w:rFonts w:ascii="Times" w:hAnsi="Times" w:cs="Times New Roman"/>
-        </w:rPr>
-        <w:t xml:space="preserve"> </w:t>
+        <w:t xml:space="preserve">. Keep samples in freezer until ready to load into freeze dryer </w:t>
       </w:r>
     </w:p>
     <w:p>
@@ -3315,7 +3226,7 @@
           <w:noProof/>
         </w:rPr>
         <w:drawing>
-          <wp:anchor distT="0" distB="0" distL="114300" distR="114300" simplePos="0" relativeHeight="251672576" behindDoc="0" locked="0" layoutInCell="1" allowOverlap="1" wp14:anchorId="1A5324D8" wp14:editId="39520C71">
+          <wp:anchor distT="0" distB="0" distL="114300" distR="114300" simplePos="0" relativeHeight="251672576" behindDoc="0" locked="0" layoutInCell="1" allowOverlap="1" wp14:anchorId="1A5324D8" wp14:editId="1D68BB5C">
             <wp:simplePos x="0" y="0"/>
             <wp:positionH relativeFrom="column">
               <wp:posOffset>3816350</wp:posOffset>
@@ -3755,7 +3666,7 @@
 </file>
 
 <file path=word/endnotes.xml><?xml version="1.0" encoding="utf-8"?>
-<w:endnotes xmlns:wpc="http://schemas.microsoft.com/office/word/2010/wordprocessingCanvas" xmlns:cx="http://schemas.microsoft.com/office/drawing/2014/chartex" xmlns:cx1="http://schemas.microsoft.com/office/drawing/2015/9/8/chartex" xmlns:cx2="http://schemas.microsoft.com/office/drawing/2015/10/21/chartex" xmlns:cx3="http://schemas.microsoft.com/office/drawing/2016/5/9/chartex" xmlns:cx4="http://schemas.microsoft.com/office/drawing/2016/5/10/chartex" xmlns:cx5="http://schemas.microsoft.com/office/drawing/2016/5/11/chartex" xmlns:cx6="http://schemas.microsoft.com/office/drawing/2016/5/12/chartex" xmlns:cx7="http://schemas.microsoft.com/office/drawing/2016/5/13/chartex" xmlns:cx8="http://schemas.microsoft.com/office/drawing/2016/5/14/chartex" xmlns:mc="http://schemas.openxmlformats.org/markup-compatibility/2006" xmlns:aink="http://schemas.microsoft.com/office/drawing/2016/ink" xmlns:am3d="http://schemas.microsoft.com/office/drawing/2017/model3d" xmlns:o="urn:schemas-microsoft-com:office:office" xmlns:oel="http://schemas.microsoft.com/office/2019/extlst" xmlns:r="http://schemas.openxmlformats.org/officeDocument/2006/relationships" xmlns:m="http://schemas.openxmlformats.org/officeDocument/2006/math" xmlns:v="urn:schemas-microsoft-com:vml" xmlns:wp14="http://schemas.microsoft.com/office/word/2010/wordprocessingDrawing" xmlns:wp="http://schemas.openxmlformats.org/drawingml/2006/wordprocessingDrawing" xmlns:w10="urn:schemas-microsoft-com:office:word" xmlns:w="http://schemas.openxmlformats.org/wordprocessingml/2006/main" xmlns:w14="http://schemas.microsoft.com/office/word/2010/wordml" xmlns:w15="http://schemas.microsoft.com/office/word/2012/wordml" xmlns:w16cex="http://schemas.microsoft.com/office/word/2018/wordml/cex" xmlns:w16cid="http://schemas.microsoft.com/office/word/2016/wordml/cid" xmlns:w16="http://schemas.microsoft.com/office/word/2018/wordml" xmlns:w16sdtdh="http://schemas.microsoft.com/office/word/2020/wordml/sdtdatahash" xmlns:w16se="http://schemas.microsoft.com/office/word/2015/wordml/symex" xmlns:wpg="http://schemas.microsoft.com/office/word/2010/wordprocessingGroup" xmlns:wpi="http://schemas.microsoft.com/office/word/2010/wordprocessingInk" xmlns:wne="http://schemas.microsoft.com/office/word/2006/wordml" xmlns:wps="http://schemas.microsoft.com/office/word/2010/wordprocessingShape" mc:Ignorable="w14 w15 w16se w16cid w16 w16cex w16sdtdh wp14">
+<w:endnotes xmlns:wpc="http://schemas.microsoft.com/office/word/2010/wordprocessingCanvas" xmlns:cx="http://schemas.microsoft.com/office/drawing/2014/chartex" xmlns:cx1="http://schemas.microsoft.com/office/drawing/2015/9/8/chartex" xmlns:cx2="http://schemas.microsoft.com/office/drawing/2015/10/21/chartex" xmlns:cx3="http://schemas.microsoft.com/office/drawing/2016/5/9/chartex" xmlns:cx4="http://schemas.microsoft.com/office/drawing/2016/5/10/chartex" xmlns:cx5="http://schemas.microsoft.com/office/drawing/2016/5/11/chartex" xmlns:cx6="http://schemas.microsoft.com/office/drawing/2016/5/12/chartex" xmlns:cx7="http://schemas.microsoft.com/office/drawing/2016/5/13/chartex" xmlns:cx8="http://schemas.microsoft.com/office/drawing/2016/5/14/chartex" xmlns:mc="http://schemas.openxmlformats.org/markup-compatibility/2006" xmlns:m="http://schemas.openxmlformats.org/officeDocument/2006/math" xmlns:aink="http://schemas.microsoft.com/office/drawing/2016/ink" xmlns:am3d="http://schemas.microsoft.com/office/drawing/2017/model3d" xmlns:oel="http://schemas.microsoft.com/office/2019/extlst" xmlns:r="http://schemas.openxmlformats.org/officeDocument/2006/relationships" xmlns:wp14="http://schemas.microsoft.com/office/word/2010/wordprocessingDrawing" xmlns:wp="http://schemas.openxmlformats.org/drawingml/2006/wordprocessingDrawing" xmlns:wpg="http://schemas.microsoft.com/office/word/2010/wordprocessingGroup" xmlns:wpi="http://schemas.microsoft.com/office/word/2010/wordprocessingInk" xmlns:wps="http://schemas.microsoft.com/office/word/2010/wordprocessingShape" xmlns:o="urn:schemas-microsoft-com:office:office" xmlns:v="urn:schemas-microsoft-com:vml" xmlns:w10="urn:schemas-microsoft-com:office:word" xmlns:w="http://schemas.openxmlformats.org/wordprocessingml/2006/main" xmlns:w14="http://schemas.microsoft.com/office/word/2010/wordml" xmlns:w15="http://schemas.microsoft.com/office/word/2012/wordml" xmlns:w16cex="http://schemas.microsoft.com/office/word/2018/wordml/cex" xmlns:w16cid="http://schemas.microsoft.com/office/word/2016/wordml/cid" xmlns:w16="http://schemas.microsoft.com/office/word/2018/wordml" xmlns:w16sdtdh="http://schemas.microsoft.com/office/word/2020/wordml/sdtdatahash" xmlns:w16sdtfl="http://schemas.microsoft.com/office/word/2024/wordml/sdtformatlock" xmlns:w16se="http://schemas.microsoft.com/office/word/2015/wordml/symex" xmlns:w16du="http://schemas.microsoft.com/office/word/2023/wordml/word16du" xmlns:wne="http://schemas.microsoft.com/office/word/2006/wordml" mc:Ignorable="w14 w15 w16se w16cid w16 w16cex w16sdtdh w16sdtfl w16du wp14">
   <w:endnote w:type="separator" w:id="-1">
     <w:p>
       <w:r>
@@ -3774,7 +3685,7 @@
 </file>
 
 <file path=word/footnotes.xml><?xml version="1.0" encoding="utf-8"?>
-<w:footnotes xmlns:wpc="http://schemas.microsoft.com/office/word/2010/wordprocessingCanvas" xmlns:cx="http://schemas.microsoft.com/office/drawing/2014/chartex" xmlns:cx1="http://schemas.microsoft.com/office/drawing/2015/9/8/chartex" xmlns:cx2="http://schemas.microsoft.com/office/drawing/2015/10/21/chartex" xmlns:cx3="http://schemas.microsoft.com/office/drawing/2016/5/9/chartex" xmlns:cx4="http://schemas.microsoft.com/office/drawing/2016/5/10/chartex" xmlns:cx5="http://schemas.microsoft.com/office/drawing/2016/5/11/chartex" xmlns:cx6="http://schemas.microsoft.com/office/drawing/2016/5/12/chartex" xmlns:cx7="http://schemas.microsoft.com/office/drawing/2016/5/13/chartex" xmlns:cx8="http://schemas.microsoft.com/office/drawing/2016/5/14/chartex" xmlns:mc="http://schemas.openxmlformats.org/markup-compatibility/2006" xmlns:aink="http://schemas.microsoft.com/office/drawing/2016/ink" xmlns:am3d="http://schemas.microsoft.com/office/drawing/2017/model3d" xmlns:o="urn:schemas-microsoft-com:office:office" xmlns:oel="http://schemas.microsoft.com/office/2019/extlst" xmlns:r="http://schemas.openxmlformats.org/officeDocument/2006/relationships" xmlns:m="http://schemas.openxmlformats.org/officeDocument/2006/math" xmlns:v="urn:schemas-microsoft-com:vml" xmlns:wp14="http://schemas.microsoft.com/office/word/2010/wordprocessingDrawing" xmlns:wp="http://schemas.openxmlformats.org/drawingml/2006/wordprocessingDrawing" xmlns:w10="urn:schemas-microsoft-com:office:word" xmlns:w="http://schemas.openxmlformats.org/wordprocessingml/2006/main" xmlns:w14="http://schemas.microsoft.com/office/word/2010/wordml" xmlns:w15="http://schemas.microsoft.com/office/word/2012/wordml" xmlns:w16cex="http://schemas.microsoft.com/office/word/2018/wordml/cex" xmlns:w16cid="http://schemas.microsoft.com/office/word/2016/wordml/cid" xmlns:w16="http://schemas.microsoft.com/office/word/2018/wordml" xmlns:w16sdtdh="http://schemas.microsoft.com/office/word/2020/wordml/sdtdatahash" xmlns:w16se="http://schemas.microsoft.com/office/word/2015/wordml/symex" xmlns:wpg="http://schemas.microsoft.com/office/word/2010/wordprocessingGroup" xmlns:wpi="http://schemas.microsoft.com/office/word/2010/wordprocessingInk" xmlns:wne="http://schemas.microsoft.com/office/word/2006/wordml" xmlns:wps="http://schemas.microsoft.com/office/word/2010/wordprocessingShape" mc:Ignorable="w14 w15 w16se w16cid w16 w16cex w16sdtdh wp14">
+<w:footnotes xmlns:wpc="http://schemas.microsoft.com/office/word/2010/wordprocessingCanvas" xmlns:cx="http://schemas.microsoft.com/office/drawing/2014/chartex" xmlns:cx1="http://schemas.microsoft.com/office/drawing/2015/9/8/chartex" xmlns:cx2="http://schemas.microsoft.com/office/drawing/2015/10/21/chartex" xmlns:cx3="http://schemas.microsoft.com/office/drawing/2016/5/9/chartex" xmlns:cx4="http://schemas.microsoft.com/office/drawing/2016/5/10/chartex" xmlns:cx5="http://schemas.microsoft.com/office/drawing/2016/5/11/chartex" xmlns:cx6="http://schemas.microsoft.com/office/drawing/2016/5/12/chartex" xmlns:cx7="http://schemas.microsoft.com/office/drawing/2016/5/13/chartex" xmlns:cx8="http://schemas.microsoft.com/office/drawing/2016/5/14/chartex" xmlns:mc="http://schemas.openxmlformats.org/markup-compatibility/2006" xmlns:m="http://schemas.openxmlformats.org/officeDocument/2006/math" xmlns:aink="http://schemas.microsoft.com/office/drawing/2016/ink" xmlns:am3d="http://schemas.microsoft.com/office/drawing/2017/model3d" xmlns:oel="http://schemas.microsoft.com/office/2019/extlst" xmlns:r="http://schemas.openxmlformats.org/officeDocument/2006/relationships" xmlns:wp14="http://schemas.microsoft.com/office/word/2010/wordprocessingDrawing" xmlns:wp="http://schemas.openxmlformats.org/drawingml/2006/wordprocessingDrawing" xmlns:wpg="http://schemas.microsoft.com/office/word/2010/wordprocessingGroup" xmlns:wpi="http://schemas.microsoft.com/office/word/2010/wordprocessingInk" xmlns:wps="http://schemas.microsoft.com/office/word/2010/wordprocessingShape" xmlns:o="urn:schemas-microsoft-com:office:office" xmlns:v="urn:schemas-microsoft-com:vml" xmlns:w10="urn:schemas-microsoft-com:office:word" xmlns:w="http://schemas.openxmlformats.org/wordprocessingml/2006/main" xmlns:w14="http://schemas.microsoft.com/office/word/2010/wordml" xmlns:w15="http://schemas.microsoft.com/office/word/2012/wordml" xmlns:w16cex="http://schemas.microsoft.com/office/word/2018/wordml/cex" xmlns:w16cid="http://schemas.microsoft.com/office/word/2016/wordml/cid" xmlns:w16="http://schemas.microsoft.com/office/word/2018/wordml" xmlns:w16sdtdh="http://schemas.microsoft.com/office/word/2020/wordml/sdtdatahash" xmlns:w16sdtfl="http://schemas.microsoft.com/office/word/2024/wordml/sdtformatlock" xmlns:w16se="http://schemas.microsoft.com/office/word/2015/wordml/symex" xmlns:w16du="http://schemas.microsoft.com/office/word/2023/wordml/word16du" xmlns:wne="http://schemas.microsoft.com/office/word/2006/wordml" mc:Ignorable="w14 w15 w16se w16cid w16 w16cex w16sdtdh w16sdtfl w16du wp14">
   <w:footnote w:type="separator" w:id="-1">
     <w:p>
       <w:r>
@@ -3793,7 +3704,7 @@
 </file>
 
 <file path=word/header1.xml><?xml version="1.0" encoding="utf-8"?>
-<w:hdr xmlns:wpc="http://schemas.microsoft.com/office/word/2010/wordprocessingCanvas" xmlns:cx="http://schemas.microsoft.com/office/drawing/2014/chartex" xmlns:cx1="http://schemas.microsoft.com/office/drawing/2015/9/8/chartex" xmlns:cx2="http://schemas.microsoft.com/office/drawing/2015/10/21/chartex" xmlns:cx3="http://schemas.microsoft.com/office/drawing/2016/5/9/chartex" xmlns:cx4="http://schemas.microsoft.com/office/drawing/2016/5/10/chartex" xmlns:cx5="http://schemas.microsoft.com/office/drawing/2016/5/11/chartex" xmlns:cx6="http://schemas.microsoft.com/office/drawing/2016/5/12/chartex" xmlns:cx7="http://schemas.microsoft.com/office/drawing/2016/5/13/chartex" xmlns:cx8="http://schemas.microsoft.com/office/drawing/2016/5/14/chartex" xmlns:mc="http://schemas.openxmlformats.org/markup-compatibility/2006" xmlns:aink="http://schemas.microsoft.com/office/drawing/2016/ink" xmlns:am3d="http://schemas.microsoft.com/office/drawing/2017/model3d" xmlns:o="urn:schemas-microsoft-com:office:office" xmlns:oel="http://schemas.microsoft.com/office/2019/extlst" xmlns:r="http://schemas.openxmlformats.org/officeDocument/2006/relationships" xmlns:m="http://schemas.openxmlformats.org/officeDocument/2006/math" xmlns:v="urn:schemas-microsoft-com:vml" xmlns:wp14="http://schemas.microsoft.com/office/word/2010/wordprocessingDrawing" xmlns:wp="http://schemas.openxmlformats.org/drawingml/2006/wordprocessingDrawing" xmlns:w10="urn:schemas-microsoft-com:office:word" xmlns:w="http://schemas.openxmlformats.org/wordprocessingml/2006/main" xmlns:w14="http://schemas.microsoft.com/office/word/2010/wordml" xmlns:w15="http://schemas.microsoft.com/office/word/2012/wordml" xmlns:w16cex="http://schemas.microsoft.com/office/word/2018/wordml/cex" xmlns:w16cid="http://schemas.microsoft.com/office/word/2016/wordml/cid" xmlns:w16="http://schemas.microsoft.com/office/word/2018/wordml" xmlns:w16sdtdh="http://schemas.microsoft.com/office/word/2020/wordml/sdtdatahash" xmlns:w16se="http://schemas.microsoft.com/office/word/2015/wordml/symex" xmlns:wpg="http://schemas.microsoft.com/office/word/2010/wordprocessingGroup" xmlns:wpi="http://schemas.microsoft.com/office/word/2010/wordprocessingInk" xmlns:wne="http://schemas.microsoft.com/office/word/2006/wordml" xmlns:wps="http://schemas.microsoft.com/office/word/2010/wordprocessingShape" mc:Ignorable="w14 w15 w16se w16cid w16 w16cex w16sdtdh wp14">
+<w:hdr xmlns:wpc="http://schemas.microsoft.com/office/word/2010/wordprocessingCanvas" xmlns:cx="http://schemas.microsoft.com/office/drawing/2014/chartex" xmlns:cx1="http://schemas.microsoft.com/office/drawing/2015/9/8/chartex" xmlns:cx2="http://schemas.microsoft.com/office/drawing/2015/10/21/chartex" xmlns:cx3="http://schemas.microsoft.com/office/drawing/2016/5/9/chartex" xmlns:cx4="http://schemas.microsoft.com/office/drawing/2016/5/10/chartex" xmlns:cx5="http://schemas.microsoft.com/office/drawing/2016/5/11/chartex" xmlns:cx6="http://schemas.microsoft.com/office/drawing/2016/5/12/chartex" xmlns:cx7="http://schemas.microsoft.com/office/drawing/2016/5/13/chartex" xmlns:cx8="http://schemas.microsoft.com/office/drawing/2016/5/14/chartex" xmlns:mc="http://schemas.openxmlformats.org/markup-compatibility/2006" xmlns:m="http://schemas.openxmlformats.org/officeDocument/2006/math" xmlns:aink="http://schemas.microsoft.com/office/drawing/2016/ink" xmlns:am3d="http://schemas.microsoft.com/office/drawing/2017/model3d" xmlns:oel="http://schemas.microsoft.com/office/2019/extlst" xmlns:r="http://schemas.openxmlformats.org/officeDocument/2006/relationships" xmlns:wp14="http://schemas.microsoft.com/office/word/2010/wordprocessingDrawing" xmlns:wp="http://schemas.openxmlformats.org/drawingml/2006/wordprocessingDrawing" xmlns:wpg="http://schemas.microsoft.com/office/word/2010/wordprocessingGroup" xmlns:wpi="http://schemas.microsoft.com/office/word/2010/wordprocessingInk" xmlns:wps="http://schemas.microsoft.com/office/word/2010/wordprocessingShape" xmlns:o="urn:schemas-microsoft-com:office:office" xmlns:v="urn:schemas-microsoft-com:vml" xmlns:w10="urn:schemas-microsoft-com:office:word" xmlns:w="http://schemas.openxmlformats.org/wordprocessingml/2006/main" xmlns:w14="http://schemas.microsoft.com/office/word/2010/wordml" xmlns:w15="http://schemas.microsoft.com/office/word/2012/wordml" xmlns:w16cex="http://schemas.microsoft.com/office/word/2018/wordml/cex" xmlns:w16cid="http://schemas.microsoft.com/office/word/2016/wordml/cid" xmlns:w16="http://schemas.microsoft.com/office/word/2018/wordml" xmlns:w16sdtdh="http://schemas.microsoft.com/office/word/2020/wordml/sdtdatahash" xmlns:w16sdtfl="http://schemas.microsoft.com/office/word/2024/wordml/sdtformatlock" xmlns:w16se="http://schemas.microsoft.com/office/word/2015/wordml/symex" xmlns:w16du="http://schemas.microsoft.com/office/word/2023/wordml/word16du" xmlns:wne="http://schemas.microsoft.com/office/word/2006/wordml" mc:Ignorable="w14 w15 w16se w16cid w16 w16cex w16sdtdh w16sdtfl w16du wp14">
   <w:p>
     <w:pPr>
       <w:pStyle w:val="Header"/>
@@ -3825,7 +3736,7 @@
 </file>
 
 <file path=word/numbering.xml><?xml version="1.0" encoding="utf-8"?>
-<w:numbering xmlns:wpc="http://schemas.microsoft.com/office/word/2010/wordprocessingCanvas" xmlns:cx="http://schemas.microsoft.com/office/drawing/2014/chartex" xmlns:cx1="http://schemas.microsoft.com/office/drawing/2015/9/8/chartex" xmlns:cx2="http://schemas.microsoft.com/office/drawing/2015/10/21/chartex" xmlns:cx3="http://schemas.microsoft.com/office/drawing/2016/5/9/chartex" xmlns:cx4="http://schemas.microsoft.com/office/drawing/2016/5/10/chartex" xmlns:cx5="http://schemas.microsoft.com/office/drawing/2016/5/11/chartex" xmlns:cx6="http://schemas.microsoft.com/office/drawing/2016/5/12/chartex" xmlns:cx7="http://schemas.microsoft.com/office/drawing/2016/5/13/chartex" xmlns:cx8="http://schemas.microsoft.com/office/drawing/2016/5/14/chartex" xmlns:mc="http://schemas.openxmlformats.org/markup-compatibility/2006" xmlns:aink="http://schemas.microsoft.com/office/drawing/2016/ink" xmlns:am3d="http://schemas.microsoft.com/office/drawing/2017/model3d" xmlns:o="urn:schemas-microsoft-com:office:office" xmlns:oel="http://schemas.microsoft.com/office/2019/extlst" xmlns:r="http://schemas.openxmlformats.org/officeDocument/2006/relationships" xmlns:m="http://schemas.openxmlformats.org/officeDocument/2006/math" xmlns:v="urn:schemas-microsoft-com:vml" xmlns:wp14="http://schemas.microsoft.com/office/word/2010/wordprocessingDrawing" xmlns:wp="http://schemas.openxmlformats.org/drawingml/2006/wordprocessingDrawing" xmlns:w10="urn:schemas-microsoft-com:office:word" xmlns:w="http://schemas.openxmlformats.org/wordprocessingml/2006/main" xmlns:w14="http://schemas.microsoft.com/office/word/2010/wordml" xmlns:w15="http://schemas.microsoft.com/office/word/2012/wordml" xmlns:w16cex="http://schemas.microsoft.com/office/word/2018/wordml/cex" xmlns:w16cid="http://schemas.microsoft.com/office/word/2016/wordml/cid" xmlns:w16="http://schemas.microsoft.com/office/word/2018/wordml" xmlns:w16sdtdh="http://schemas.microsoft.com/office/word/2020/wordml/sdtdatahash" xmlns:w16se="http://schemas.microsoft.com/office/word/2015/wordml/symex" xmlns:wpg="http://schemas.microsoft.com/office/word/2010/wordprocessingGroup" xmlns:wpi="http://schemas.microsoft.com/office/word/2010/wordprocessingInk" xmlns:wne="http://schemas.microsoft.com/office/word/2006/wordml" xmlns:wps="http://schemas.microsoft.com/office/word/2010/wordprocessingShape" mc:Ignorable="w14 w15 w16se w16cid w16 w16cex w16sdtdh wp14">
+<w:numbering xmlns:wpc="http://schemas.microsoft.com/office/word/2010/wordprocessingCanvas" xmlns:cx="http://schemas.microsoft.com/office/drawing/2014/chartex" xmlns:cx1="http://schemas.microsoft.com/office/drawing/2015/9/8/chartex" xmlns:cx2="http://schemas.microsoft.com/office/drawing/2015/10/21/chartex" xmlns:cx3="http://schemas.microsoft.com/office/drawing/2016/5/9/chartex" xmlns:cx4="http://schemas.microsoft.com/office/drawing/2016/5/10/chartex" xmlns:cx5="http://schemas.microsoft.com/office/drawing/2016/5/11/chartex" xmlns:cx6="http://schemas.microsoft.com/office/drawing/2016/5/12/chartex" xmlns:cx7="http://schemas.microsoft.com/office/drawing/2016/5/13/chartex" xmlns:cx8="http://schemas.microsoft.com/office/drawing/2016/5/14/chartex" xmlns:mc="http://schemas.openxmlformats.org/markup-compatibility/2006" xmlns:m="http://schemas.openxmlformats.org/officeDocument/2006/math" xmlns:aink="http://schemas.microsoft.com/office/drawing/2016/ink" xmlns:am3d="http://schemas.microsoft.com/office/drawing/2017/model3d" xmlns:oel="http://schemas.microsoft.com/office/2019/extlst" xmlns:r="http://schemas.openxmlformats.org/officeDocument/2006/relationships" xmlns:wp14="http://schemas.microsoft.com/office/word/2010/wordprocessingDrawing" xmlns:wp="http://schemas.openxmlformats.org/drawingml/2006/wordprocessingDrawing" xmlns:wpg="http://schemas.microsoft.com/office/word/2010/wordprocessingGroup" xmlns:wpi="http://schemas.microsoft.com/office/word/2010/wordprocessingInk" xmlns:wps="http://schemas.microsoft.com/office/word/2010/wordprocessingShape" xmlns:o="urn:schemas-microsoft-com:office:office" xmlns:v="urn:schemas-microsoft-com:vml" xmlns:w10="urn:schemas-microsoft-com:office:word" xmlns:w="http://schemas.openxmlformats.org/wordprocessingml/2006/main" xmlns:w14="http://schemas.microsoft.com/office/word/2010/wordml" xmlns:w15="http://schemas.microsoft.com/office/word/2012/wordml" xmlns:w16cex="http://schemas.microsoft.com/office/word/2018/wordml/cex" xmlns:w16cid="http://schemas.microsoft.com/office/word/2016/wordml/cid" xmlns:w16="http://schemas.microsoft.com/office/word/2018/wordml" xmlns:w16sdtdh="http://schemas.microsoft.com/office/word/2020/wordml/sdtdatahash" xmlns:w16sdtfl="http://schemas.microsoft.com/office/word/2024/wordml/sdtformatlock" xmlns:w16se="http://schemas.microsoft.com/office/word/2015/wordml/symex" xmlns:w16du="http://schemas.microsoft.com/office/word/2023/wordml/word16du" xmlns:wne="http://schemas.microsoft.com/office/word/2006/wordml" mc:Ignorable="w14 w15 w16se w16cid w16 w16cex w16sdtdh w16sdtfl w16du wp14">
   <w:abstractNum w:abstractNumId="0" w15:restartNumberingAfterBreak="0">
     <w:nsid w:val="00085D2D"/>
     <w:multiLevelType w:val="hybridMultilevel"/>
@@ -6094,7 +6005,7 @@
 </file>
 
 <file path=word/styles.xml><?xml version="1.0" encoding="utf-8"?>
-<w:styles xmlns:mc="http://schemas.openxmlformats.org/markup-compatibility/2006" xmlns:r="http://schemas.openxmlformats.org/officeDocument/2006/relationships" xmlns:w="http://schemas.openxmlformats.org/wordprocessingml/2006/main" xmlns:w14="http://schemas.microsoft.com/office/word/2010/wordml" xmlns:w15="http://schemas.microsoft.com/office/word/2012/wordml" xmlns:w16cex="http://schemas.microsoft.com/office/word/2018/wordml/cex" xmlns:w16cid="http://schemas.microsoft.com/office/word/2016/wordml/cid" xmlns:w16="http://schemas.microsoft.com/office/word/2018/wordml" xmlns:w16sdtdh="http://schemas.microsoft.com/office/word/2020/wordml/sdtdatahash" xmlns:w16se="http://schemas.microsoft.com/office/word/2015/wordml/symex" mc:Ignorable="w14 w15 w16se w16cid w16 w16cex w16sdtdh">
+<w:styles xmlns:mc="http://schemas.openxmlformats.org/markup-compatibility/2006" xmlns:r="http://schemas.openxmlformats.org/officeDocument/2006/relationships" xmlns:w="http://schemas.openxmlformats.org/wordprocessingml/2006/main" xmlns:w14="http://schemas.microsoft.com/office/word/2010/wordml" xmlns:w15="http://schemas.microsoft.com/office/word/2012/wordml" xmlns:w16cex="http://schemas.microsoft.com/office/word/2018/wordml/cex" xmlns:w16cid="http://schemas.microsoft.com/office/word/2016/wordml/cid" xmlns:w16="http://schemas.microsoft.com/office/word/2018/wordml" xmlns:w16sdtdh="http://schemas.microsoft.com/office/word/2020/wordml/sdtdatahash" xmlns:w16sdtfl="http://schemas.microsoft.com/office/word/2024/wordml/sdtformatlock" xmlns:w16se="http://schemas.microsoft.com/office/word/2015/wordml/symex" xmlns:w16du="http://schemas.microsoft.com/office/word/2023/wordml/word16du" mc:Ignorable="w14 w15 w16se w16cid w16 w16cex w16sdtdh w16sdtfl w16du">
   <w:docDefaults>
     <w:rPrDefault>
       <w:rPr>
